--- a/public/Kamada Tejash.docx
+++ b/public/Kamada Tejash.docx
@@ -149,7 +149,6 @@
         <w:t xml:space="preserve">  |  </w:t>
       </w:r>
       <w:hyperlink r:id="rId10" w:history="1">
-        <w:proofErr w:type="spellStart"/>
         <w:r>
           <w:rPr>
             <w:rStyle w:val="Hyperlink"/>
@@ -159,7 +158,6 @@
           </w:rPr>
           <w:t>LeetCode</w:t>
         </w:r>
-        <w:proofErr w:type="spellEnd"/>
       </w:hyperlink>
       <w:r>
         <w:t xml:space="preserve">  </w:t>
@@ -173,7 +171,6 @@
         <w:t xml:space="preserve">|  </w:t>
       </w:r>
       <w:hyperlink r:id="rId11" w:history="1">
-        <w:proofErr w:type="spellStart"/>
         <w:r>
           <w:rPr>
             <w:rStyle w:val="Hyperlink"/>
@@ -183,7 +180,6 @@
           </w:rPr>
           <w:t>Codechef</w:t>
         </w:r>
-        <w:proofErr w:type="spellEnd"/>
       </w:hyperlink>
       <w:r>
         <w:t xml:space="preserve">  </w:t>
@@ -215,7 +211,14 @@
           <w:sz w:val="18"/>
           <w:szCs w:val="18"/>
         </w:rPr>
-        <w:t>Third-year Computer Science student and AI Full Stack Engineer Intern with hands-on experience across the MERN stack, Java, and Python. Skilled in designing and shipping full-stack applications end-to-end, from REST API architecture to production deployment, with a strong foundation in Data Structures &amp; Algorithms and Object-Oriented Programming. Deployed multiple production applications independently and in team settings, and enjoys turning ambiguous problems into scalable, well-engineered software.</w:t>
+        <w:t xml:space="preserve">Third-year Computer Science student and AI Full Stack Engineer Intern with hands-on experience </w:t>
+      </w:r>
+      <w:r>
+        <w:rPr>
+          <w:sz w:val="18"/>
+          <w:szCs w:val="18"/>
+        </w:rPr>
+        <w:t>building and deploying full-stack applications and AI-integrated software. Skilled in Java, Python, C++, JavaScript, React.js, Next.js, Node.js, Express.js, SQL, MongoDB, and REST APIs. Experienced in software development, backend engineering, AI/LLM integration, cloud deployment, and collaborative development, with a strong foundation in Data Structures &amp; Algorithms, DBMS, Operating Systems, and Object-Oriented Programming.</w:t>
       </w:r>
     </w:p>
     <w:p>
@@ -297,7 +300,23 @@
           <w:sz w:val="18"/>
           <w:szCs w:val="18"/>
         </w:rPr>
-        <w:t>CGPA: 8.22 / 10</w:t>
+        <w:t>CGPA: 8.2</w:t>
+      </w:r>
+      <w:r>
+        <w:rPr>
+          <w:color w:val="4A4A4A"/>
+          <w:sz w:val="18"/>
+          <w:szCs w:val="18"/>
+        </w:rPr>
+        <w:t>6</w:t>
+      </w:r>
+      <w:r>
+        <w:rPr>
+          <w:color w:val="4A4A4A"/>
+          <w:sz w:val="18"/>
+          <w:szCs w:val="18"/>
+        </w:rPr>
+        <w:t xml:space="preserve"> / 10</w:t>
       </w:r>
     </w:p>
     <w:p>
@@ -357,29 +376,7 @@
           <w:sz w:val="18"/>
           <w:szCs w:val="18"/>
         </w:rPr>
-        <w:t xml:space="preserve">Small Fare Services </w:t>
-      </w:r>
-      <w:proofErr w:type="spellStart"/>
-      <w:r>
-        <w:rPr>
-          <w:i/>
-          <w:iCs/>
-          <w:color w:val="4A4A4A"/>
-          <w:sz w:val="18"/>
-          <w:szCs w:val="18"/>
-        </w:rPr>
-        <w:t>Pvt.</w:t>
-      </w:r>
-      <w:proofErr w:type="spellEnd"/>
-      <w:r>
-        <w:rPr>
-          <w:i/>
-          <w:iCs/>
-          <w:color w:val="4A4A4A"/>
-          <w:sz w:val="18"/>
-          <w:szCs w:val="18"/>
-        </w:rPr>
-        <w:t xml:space="preserve"> Ltd.</w:t>
+        <w:t>Small Fare Services Pvt. Ltd.</w:t>
       </w:r>
       <w:r>
         <w:rPr>
@@ -403,10 +400,19 @@
       </w:pPr>
       <w:r>
         <w:rPr>
-          <w:sz w:val="18"/>
-          <w:szCs w:val="18"/>
-        </w:rPr>
-        <w:t>Architecting and building end-to-end AI-integrated web applications, developing responsive React.js front-ends backed by Node.js/Express REST APIs.</w:t>
+          <w:b/>
+          <w:bCs/>
+          <w:sz w:val="18"/>
+          <w:szCs w:val="18"/>
+        </w:rPr>
+        <w:t>Developing and deploying end-to-end full-stack AI-integrated web applications</w:t>
+      </w:r>
+      <w:r>
+        <w:rPr>
+          <w:sz w:val="18"/>
+          <w:szCs w:val="18"/>
+        </w:rPr>
+        <w:t>, building responsive React.js frontends and Node.js/Express REST APIs across the application lifecycle.</w:t>
       </w:r>
     </w:p>
     <w:p>
@@ -421,10 +427,19 @@
       </w:pPr>
       <w:r>
         <w:rPr>
-          <w:sz w:val="18"/>
-          <w:szCs w:val="18"/>
-        </w:rPr>
-        <w:t>Collaborating with designers and product managers to translate AI/ML research into intuitive, high-impact user experiences using Agile development practices.</w:t>
+          <w:b/>
+          <w:bCs/>
+          <w:sz w:val="18"/>
+          <w:szCs w:val="18"/>
+        </w:rPr>
+        <w:t>Integrating AI capabilities into practical web applications</w:t>
+      </w:r>
+      <w:r>
+        <w:rPr>
+          <w:sz w:val="18"/>
+          <w:szCs w:val="18"/>
+        </w:rPr>
+        <w:t xml:space="preserve"> while translating product requirements and AI/ML concepts into user-facing features.</w:t>
       </w:r>
     </w:p>
     <w:p>
@@ -439,10 +454,339 @@
       </w:pPr>
       <w:r>
         <w:rPr>
-          <w:sz w:val="18"/>
-          <w:szCs w:val="18"/>
-        </w:rPr>
-        <w:t>Debugging and resolving full-stack issues spanning data pipelines, API latency, and AI model inference to ensure reliable, production-ready deployments.</w:t>
+          <w:b/>
+          <w:bCs/>
+        </w:rPr>
+        <w:t>Debugging, testing, and optimizing full-stack applications</w:t>
+      </w:r>
+      <w:r>
+        <w:t xml:space="preserve"> across frontend, backend, data flows, and AI integrations using Git/GitHub</w:t>
+      </w:r>
+      <w:r>
+        <w:t>.</w:t>
+      </w:r>
+    </w:p>
+    <w:p>
+      <w:pPr>
+        <w:pBdr>
+          <w:bottom w:val="single" w:sz="6" w:space="2" w:color="1B2A4A"/>
+        </w:pBdr>
+        <w:spacing w:before="100" w:after="40"/>
+      </w:pPr>
+      <w:r>
+        <w:rPr>
+          <w:b/>
+          <w:bCs/>
+          <w:color w:val="1B2A4A"/>
+          <w:spacing w:val="10"/>
+        </w:rPr>
+        <w:t>T</w:t>
+      </w:r>
+      <w:r>
+        <w:rPr>
+          <w:b/>
+          <w:bCs/>
+          <w:color w:val="1B2A4A"/>
+          <w:spacing w:val="10"/>
+        </w:rPr>
+        <w:t>ECHNICAL SKILLS</w:t>
+      </w:r>
+    </w:p>
+    <w:p>
+      <w:pPr>
+        <w:spacing w:after="15" w:line="220" w:lineRule="auto"/>
+        <w:rPr>
+          <w:sz w:val="18"/>
+          <w:szCs w:val="18"/>
+        </w:rPr>
+      </w:pPr>
+      <w:r>
+        <w:rPr>
+          <w:b/>
+          <w:bCs/>
+          <w:sz w:val="18"/>
+          <w:szCs w:val="18"/>
+        </w:rPr>
+        <w:t>L</w:t>
+      </w:r>
+      <w:r>
+        <w:rPr>
+          <w:b/>
+          <w:bCs/>
+          <w:sz w:val="18"/>
+          <w:szCs w:val="18"/>
+        </w:rPr>
+        <w:t xml:space="preserve">anguages: </w:t>
+      </w:r>
+      <w:r>
+        <w:rPr>
+          <w:sz w:val="18"/>
+          <w:szCs w:val="18"/>
+        </w:rPr>
+        <w:t>Java, Python, C, C++, JavaScript, SQL</w:t>
+      </w:r>
+    </w:p>
+    <w:p>
+      <w:pPr>
+        <w:spacing w:after="15" w:line="220" w:lineRule="auto"/>
+        <w:rPr>
+          <w:sz w:val="18"/>
+          <w:szCs w:val="18"/>
+        </w:rPr>
+      </w:pPr>
+      <w:r>
+        <w:rPr>
+          <w:b/>
+          <w:bCs/>
+          <w:sz w:val="18"/>
+          <w:szCs w:val="18"/>
+        </w:rPr>
+        <w:t>Frontend:</w:t>
+      </w:r>
+      <w:r>
+        <w:rPr>
+          <w:sz w:val="18"/>
+          <w:szCs w:val="18"/>
+        </w:rPr>
+        <w:t xml:space="preserve"> React.js, Next.js, HTML5, CSS3, Tailwind CSS</w:t>
+      </w:r>
+      <w:r>
+        <w:rPr>
+          <w:sz w:val="18"/>
+          <w:szCs w:val="18"/>
+        </w:rPr>
+        <w:br/>
+      </w:r>
+      <w:r>
+        <w:rPr>
+          <w:b/>
+          <w:bCs/>
+          <w:sz w:val="18"/>
+          <w:szCs w:val="18"/>
+        </w:rPr>
+        <w:t>Backend:</w:t>
+      </w:r>
+      <w:r>
+        <w:rPr>
+          <w:sz w:val="18"/>
+          <w:szCs w:val="18"/>
+        </w:rPr>
+        <w:t xml:space="preserve"> Node.js, Express.js, REST APIs, JWT, SSE</w:t>
+      </w:r>
+      <w:r>
+        <w:rPr>
+          <w:sz w:val="18"/>
+          <w:szCs w:val="18"/>
+        </w:rPr>
+        <w:br/>
+      </w:r>
+      <w:r>
+        <w:rPr>
+          <w:b/>
+          <w:bCs/>
+          <w:sz w:val="18"/>
+          <w:szCs w:val="18"/>
+        </w:rPr>
+        <w:t>Databases:</w:t>
+      </w:r>
+      <w:r>
+        <w:rPr>
+          <w:sz w:val="18"/>
+          <w:szCs w:val="18"/>
+        </w:rPr>
+        <w:t xml:space="preserve"> PostgreSQL, Supabase, MongoDB</w:t>
+      </w:r>
+      <w:r>
+        <w:rPr>
+          <w:sz w:val="18"/>
+          <w:szCs w:val="18"/>
+        </w:rPr>
+        <w:br/>
+      </w:r>
+      <w:r>
+        <w:rPr>
+          <w:b/>
+          <w:bCs/>
+          <w:sz w:val="18"/>
+          <w:szCs w:val="18"/>
+        </w:rPr>
+        <w:t>AI/GenAI:</w:t>
+      </w:r>
+      <w:r>
+        <w:rPr>
+          <w:sz w:val="18"/>
+          <w:szCs w:val="18"/>
+        </w:rPr>
+        <w:t xml:space="preserve"> LLM APIs, AI Agents, Groq, Anthropic, OpenAI</w:t>
+      </w:r>
+      <w:r>
+        <w:rPr>
+          <w:sz w:val="18"/>
+          <w:szCs w:val="18"/>
+        </w:rPr>
+        <w:br/>
+      </w:r>
+      <w:r>
+        <w:rPr>
+          <w:b/>
+          <w:bCs/>
+          <w:sz w:val="18"/>
+          <w:szCs w:val="18"/>
+        </w:rPr>
+        <w:t>Cloud &amp; DevOps:</w:t>
+      </w:r>
+      <w:r>
+        <w:rPr>
+          <w:sz w:val="18"/>
+          <w:szCs w:val="18"/>
+        </w:rPr>
+        <w:t xml:space="preserve"> Docker, Vercel, Render, GitHub Actions, CI/CD</w:t>
+      </w:r>
+      <w:r>
+        <w:rPr>
+          <w:sz w:val="18"/>
+          <w:szCs w:val="18"/>
+        </w:rPr>
+        <w:br/>
+      </w:r>
+      <w:r>
+        <w:rPr>
+          <w:b/>
+          <w:bCs/>
+          <w:sz w:val="18"/>
+          <w:szCs w:val="18"/>
+        </w:rPr>
+        <w:t>Developer Tools:</w:t>
+      </w:r>
+      <w:r>
+        <w:rPr>
+          <w:sz w:val="18"/>
+          <w:szCs w:val="18"/>
+        </w:rPr>
+        <w:t xml:space="preserve"> Git, GitHub, Postman, VS Code</w:t>
+      </w:r>
+      <w:r>
+        <w:rPr>
+          <w:sz w:val="18"/>
+          <w:szCs w:val="18"/>
+        </w:rPr>
+        <w:br/>
+      </w:r>
+      <w:r>
+        <w:rPr>
+          <w:b/>
+          <w:bCs/>
+          <w:sz w:val="18"/>
+          <w:szCs w:val="18"/>
+        </w:rPr>
+        <w:t>Core CS:</w:t>
+      </w:r>
+      <w:r>
+        <w:rPr>
+          <w:sz w:val="18"/>
+          <w:szCs w:val="18"/>
+        </w:rPr>
+        <w:t xml:space="preserve"> Data Structures &amp; Algorithms, Object-Oriented Programming, DBMS, Operating Systems, Software Engineering</w:t>
+      </w:r>
+    </w:p>
+    <w:p>
+      <w:pPr>
+        <w:pBdr>
+          <w:bottom w:val="single" w:sz="6" w:space="2" w:color="1B2A4A"/>
+        </w:pBdr>
+        <w:spacing w:before="100" w:after="40"/>
+      </w:pPr>
+      <w:r>
+        <w:rPr>
+          <w:b/>
+          <w:bCs/>
+          <w:color w:val="1B2A4A"/>
+          <w:spacing w:val="10"/>
+        </w:rPr>
+        <w:t>PROJECTS</w:t>
+      </w:r>
+    </w:p>
+    <w:p>
+      <w:pPr>
+        <w:spacing w:after="15" w:line="232" w:lineRule="auto"/>
+        <w:rPr>
+          <w:sz w:val="18"/>
+          <w:szCs w:val="18"/>
+        </w:rPr>
+      </w:pPr>
+      <w:r>
+        <w:rPr>
+          <w:b/>
+          <w:bCs/>
+        </w:rPr>
+        <w:t>APIFIX AI</w:t>
+      </w:r>
+      <w:r>
+        <w:rPr>
+          <w:b/>
+          <w:bCs/>
+          <w:sz w:val="18"/>
+          <w:szCs w:val="18"/>
+        </w:rPr>
+        <w:t xml:space="preserve"> — </w:t>
+      </w:r>
+      <w:r>
+        <w:rPr>
+          <w:sz w:val="18"/>
+          <w:szCs w:val="18"/>
+        </w:rPr>
+        <w:t xml:space="preserve">Autonomous API Reliability &amp; Self-Repair Platform | </w:t>
+      </w:r>
+      <w:hyperlink r:id="rId12" w:history="1">
+        <w:r>
+          <w:rPr>
+            <w:rStyle w:val="Hyperlink"/>
+            <w:sz w:val="18"/>
+            <w:szCs w:val="18"/>
+          </w:rPr>
+          <w:t>Live Demo</w:t>
+        </w:r>
+      </w:hyperlink>
+      <w:r>
+        <w:rPr>
+          <w:sz w:val="18"/>
+          <w:szCs w:val="18"/>
+        </w:rPr>
+        <w:t xml:space="preserve"> · </w:t>
+      </w:r>
+      <w:hyperlink r:id="rId13" w:history="1">
+        <w:r>
+          <w:rPr>
+            <w:rStyle w:val="Hyperlink"/>
+            <w:sz w:val="18"/>
+            <w:szCs w:val="18"/>
+          </w:rPr>
+          <w:t>GitHu</w:t>
+        </w:r>
+        <w:r>
+          <w:rPr>
+            <w:rStyle w:val="Hyperlink"/>
+            <w:sz w:val="18"/>
+            <w:szCs w:val="18"/>
+          </w:rPr>
+          <w:t>b</w:t>
+        </w:r>
+      </w:hyperlink>
+    </w:p>
+    <w:p>
+      <w:pPr>
+        <w:spacing w:after="15" w:line="232" w:lineRule="auto"/>
+        <w:rPr>
+          <w:sz w:val="18"/>
+          <w:szCs w:val="18"/>
+        </w:rPr>
+      </w:pPr>
+      <w:r>
+        <w:rPr>
+          <w:sz w:val="18"/>
+          <w:szCs w:val="18"/>
+        </w:rPr>
+        <w:t>Next.js, TypeScript, Node.js, Express.js, PostgreSQL, Supabase, AI APIs, Docker, Vercel, Render</w:t>
       </w:r>
     </w:p>
     <w:p>
@@ -457,179 +801,97 @@
       </w:pPr>
       <w:r>
         <w:rPr>
-          <w:sz w:val="18"/>
-          <w:szCs w:val="18"/>
-        </w:rPr>
-        <w:t>Managing source control and collaborative workflows with Git/GitHub across the full project lifecycle, from architecture to monitoring.</w:t>
-      </w:r>
-    </w:p>
-    <w:p>
-      <w:pPr>
-        <w:pBdr>
-          <w:bottom w:val="single" w:sz="6" w:space="2" w:color="1B2A4A"/>
-        </w:pBdr>
-        <w:spacing w:before="100" w:after="40"/>
-      </w:pPr>
-      <w:r>
-        <w:rPr>
-          <w:b/>
-          <w:bCs/>
-          <w:color w:val="1B2A4A"/>
-          <w:spacing w:val="10"/>
-        </w:rPr>
-        <w:t>TECHNICAL SKILLS</w:t>
-      </w:r>
-    </w:p>
-    <w:p>
-      <w:pPr>
-        <w:spacing w:after="15" w:line="220" w:lineRule="auto"/>
-      </w:pPr>
-      <w:r>
-        <w:rPr>
-          <w:b/>
-          <w:bCs/>
-          <w:sz w:val="18"/>
-          <w:szCs w:val="18"/>
-        </w:rPr>
-        <w:t xml:space="preserve">Languages: </w:t>
-      </w:r>
-      <w:r>
-        <w:rPr>
-          <w:sz w:val="18"/>
-          <w:szCs w:val="18"/>
-        </w:rPr>
-        <w:t>Java, Python, C, C++, JavaScript, SQL</w:t>
-      </w:r>
-    </w:p>
-    <w:p>
-      <w:pPr>
-        <w:spacing w:after="15" w:line="220" w:lineRule="auto"/>
-      </w:pPr>
-      <w:r>
-        <w:rPr>
-          <w:b/>
-          <w:bCs/>
-          <w:sz w:val="18"/>
-          <w:szCs w:val="18"/>
-        </w:rPr>
-        <w:t xml:space="preserve">Frontend: </w:t>
-      </w:r>
-      <w:r>
-        <w:rPr>
-          <w:sz w:val="18"/>
-          <w:szCs w:val="18"/>
-        </w:rPr>
-        <w:t>React.js, Next.js, HTML5, CSS3</w:t>
-      </w:r>
-    </w:p>
-    <w:p>
-      <w:pPr>
-        <w:spacing w:after="15" w:line="220" w:lineRule="auto"/>
-      </w:pPr>
-      <w:r>
-        <w:rPr>
-          <w:b/>
-          <w:bCs/>
-          <w:sz w:val="18"/>
-          <w:szCs w:val="18"/>
-        </w:rPr>
-        <w:t xml:space="preserve">Backend: </w:t>
-      </w:r>
-      <w:r>
-        <w:rPr>
-          <w:sz w:val="18"/>
-          <w:szCs w:val="18"/>
-        </w:rPr>
-        <w:t>Node.js, Express.js, REST APIs</w:t>
-      </w:r>
-    </w:p>
-    <w:p>
-      <w:pPr>
-        <w:spacing w:after="15" w:line="220" w:lineRule="auto"/>
-      </w:pPr>
-      <w:r>
-        <w:rPr>
-          <w:b/>
-          <w:bCs/>
-          <w:sz w:val="18"/>
-          <w:szCs w:val="18"/>
-        </w:rPr>
-        <w:t xml:space="preserve">Databases: </w:t>
-      </w:r>
-      <w:r>
-        <w:rPr>
-          <w:sz w:val="18"/>
-          <w:szCs w:val="18"/>
-        </w:rPr>
-        <w:t>MongoDB, SQL</w:t>
-      </w:r>
-    </w:p>
-    <w:p>
-      <w:pPr>
-        <w:spacing w:after="15" w:line="220" w:lineRule="auto"/>
-      </w:pPr>
-      <w:r>
-        <w:rPr>
-          <w:b/>
-          <w:bCs/>
-          <w:sz w:val="18"/>
-          <w:szCs w:val="18"/>
-        </w:rPr>
-        <w:t xml:space="preserve">Developer Tools: </w:t>
-      </w:r>
-      <w:r>
-        <w:rPr>
-          <w:sz w:val="18"/>
-          <w:szCs w:val="18"/>
-        </w:rPr>
-        <w:t xml:space="preserve">Git, GitHub, Postman, VS Code, </w:t>
-      </w:r>
-      <w:proofErr w:type="spellStart"/>
-      <w:r>
-        <w:rPr>
-          <w:sz w:val="18"/>
-          <w:szCs w:val="18"/>
-        </w:rPr>
-        <w:t>Vercel</w:t>
-      </w:r>
-      <w:proofErr w:type="spellEnd"/>
-    </w:p>
-    <w:p>
-      <w:pPr>
-        <w:spacing w:after="30" w:line="220" w:lineRule="auto"/>
-      </w:pPr>
-      <w:r>
-        <w:rPr>
-          <w:b/>
-          <w:bCs/>
-          <w:sz w:val="18"/>
-          <w:szCs w:val="18"/>
-        </w:rPr>
-        <w:t xml:space="preserve">Core CS: </w:t>
-      </w:r>
-      <w:r>
-        <w:rPr>
-          <w:sz w:val="18"/>
-          <w:szCs w:val="18"/>
-        </w:rPr>
-        <w:t>Data Structures &amp; Algorithms, Object-Oriented Programming, DBMS, Operating Systems</w:t>
-      </w:r>
-    </w:p>
-    <w:p>
-      <w:pPr>
-        <w:pBdr>
-          <w:bottom w:val="single" w:sz="6" w:space="2" w:color="1B2A4A"/>
-        </w:pBdr>
-        <w:spacing w:before="100" w:after="40"/>
-      </w:pPr>
-      <w:r>
-        <w:rPr>
-          <w:b/>
-          <w:bCs/>
-          <w:color w:val="1B2A4A"/>
-          <w:spacing w:val="10"/>
-        </w:rPr>
-        <w:t>PROJECTS</w:t>
+          <w:b/>
+          <w:bCs/>
+          <w:sz w:val="18"/>
+          <w:szCs w:val="18"/>
+        </w:rPr>
+        <w:t>Built a full-stack developer platform</w:t>
+      </w:r>
+      <w:r>
+        <w:rPr>
+          <w:sz w:val="18"/>
+          <w:szCs w:val="18"/>
+        </w:rPr>
+        <w:t xml:space="preserve"> that detects API fail</w:t>
+      </w:r>
+      <w:r>
+        <w:rPr>
+          <w:sz w:val="18"/>
+          <w:szCs w:val="18"/>
+        </w:rPr>
+        <w:t>ures, investigates root causes, generates code patches, and validates fixes through automated execution and verification workflows.</w:t>
+      </w:r>
+    </w:p>
+    <w:p>
+      <w:pPr>
+        <w:pStyle w:val="ListParagraph"/>
+        <w:numPr>
+          <w:ilvl w:val="0"/>
+          <w:numId w:val="1"/>
+        </w:numPr>
+        <w:spacing w:after="15" w:line="232" w:lineRule="auto"/>
+        <w:ind w:left="200" w:hanging="200"/>
+        <w:rPr>
+          <w:sz w:val="18"/>
+          <w:szCs w:val="18"/>
+        </w:rPr>
+      </w:pPr>
+      <w:r>
+        <w:rPr>
+          <w:b/>
+          <w:bCs/>
+          <w:sz w:val="18"/>
+          <w:szCs w:val="18"/>
+        </w:rPr>
+        <w:t>Developed backend services</w:t>
+      </w:r>
+      <w:r>
+        <w:rPr>
+          <w:sz w:val="18"/>
+          <w:szCs w:val="18"/>
+        </w:rPr>
+        <w:t xml:space="preserve"> for authentication, database persistence, background processing, GitHub integration, billing, and observability.</w:t>
+      </w:r>
+    </w:p>
+    <w:p>
+      <w:pPr>
+        <w:pStyle w:val="ListParagraph"/>
+        <w:numPr>
+          <w:ilvl w:val="0"/>
+          <w:numId w:val="1"/>
+        </w:numPr>
+        <w:spacing w:after="15" w:line="232" w:lineRule="auto"/>
+        <w:ind w:left="200" w:hanging="200"/>
+      </w:pPr>
+      <w:r>
+        <w:rPr>
+          <w:b/>
+          <w:bCs/>
+          <w:sz w:val="18"/>
+          <w:szCs w:val="18"/>
+        </w:rPr>
+        <w:t>Deployed the application end-to-end</w:t>
+      </w:r>
+      <w:r>
+        <w:rPr>
+          <w:sz w:val="18"/>
+          <w:szCs w:val="18"/>
+        </w:rPr>
+        <w:t xml:space="preserve"> using Docker, Render, and Vercel with CI/CD, health checks, secure environment configuration, and automated test validation.</w:t>
+      </w:r>
+    </w:p>
+    <w:p>
+      <w:pPr>
+        <w:spacing w:after="15" w:line="232" w:lineRule="auto"/>
+      </w:pPr>
+      <w:r>
+        <w:rPr>
+          <w:noProof/>
+        </w:rPr>
+        <w:pict w14:anchorId="4DE7618A">
+          <v:rect id="_x0000_i1029" style="width:0;height:1.5pt" o:hralign="center" o:hrstd="t" o:hr="t" fillcolor="#a0a0a0" stroked="f"/>
+        </w:pict>
       </w:r>
     </w:p>
     <w:p>
@@ -648,16 +910,16 @@
           <w:sz w:val="18"/>
           <w:szCs w:val="18"/>
         </w:rPr>
-        <w:t>— School Management Web Platform</w:t>
-      </w:r>
-      <w:r>
-        <w:rPr>
-          <w:sz w:val="18"/>
-          <w:szCs w:val="18"/>
-        </w:rPr>
-        <w:t xml:space="preserve">  </w:t>
-      </w:r>
-      <w:hyperlink r:id="rId12" w:history="1">
+        <w:t xml:space="preserve">— School Management Web Platform  </w:t>
+      </w:r>
+      <w:r>
+        <w:rPr>
+          <w:sz w:val="18"/>
+          <w:szCs w:val="18"/>
+        </w:rPr>
+        <w:t xml:space="preserve">| </w:t>
+      </w:r>
+      <w:hyperlink r:id="rId14" w:history="1">
         <w:r>
           <w:rPr>
             <w:rStyle w:val="Hyperlink"/>
@@ -668,6 +930,26 @@
           <w:t>Live Demo</w:t>
         </w:r>
       </w:hyperlink>
+      <w:r>
+        <w:t xml:space="preserve"> </w:t>
+      </w:r>
+      <w:r>
+        <w:rPr>
+          <w:sz w:val="18"/>
+          <w:szCs w:val="18"/>
+        </w:rPr>
+        <w:t xml:space="preserve">· </w:t>
+      </w:r>
+      <w:hyperlink r:id="rId15" w:history="1">
+        <w:r>
+          <w:rPr>
+            <w:rStyle w:val="Hyperlink"/>
+            <w:sz w:val="18"/>
+            <w:szCs w:val="18"/>
+          </w:rPr>
+          <w:t>GitHub</w:t>
+        </w:r>
+      </w:hyperlink>
     </w:p>
     <w:p>
       <w:pPr>
@@ -699,23 +981,7 @@
           <w:sz w:val="18"/>
           <w:szCs w:val="18"/>
         </w:rPr>
-        <w:t xml:space="preserve">Designed and deployed a full-stack school management </w:t>
-      </w:r>
-      <w:proofErr w:type="gramStart"/>
-      <w:r>
-        <w:rPr>
-          <w:sz w:val="18"/>
-          <w:szCs w:val="18"/>
-        </w:rPr>
-        <w:t>platform  digitizing</w:t>
-      </w:r>
-      <w:proofErr w:type="gramEnd"/>
-      <w:r>
-        <w:rPr>
-          <w:sz w:val="18"/>
-          <w:szCs w:val="18"/>
-        </w:rPr>
-        <w:t xml:space="preserve"> daily class records, attendance, and teacher-student communication.</w:t>
+        <w:t>Designed and deployed a full-stack school management platform  digitizing daily class records, attendance, and teacher-student communication.</w:t>
       </w:r>
     </w:p>
     <w:p>
@@ -733,7 +999,7 @@
           <w:sz w:val="18"/>
           <w:szCs w:val="18"/>
         </w:rPr>
-        <w:t>Delivered the project independently as a real-world Community Service Initiative, owning requirements gathering, development, and on-site deployment.</w:t>
+        <w:t>Delivered the project independently as a real-world Community Service Initiative, owning requirements gathering, development, and deployment.</w:t>
       </w:r>
     </w:p>
     <w:p>
@@ -762,8 +1028,8 @@
         <w:rPr>
           <w:noProof/>
         </w:rPr>
-        <w:pict w14:anchorId="4DE7618A">
-          <v:rect id="_x0000_i1025" style="width:0;height:1.5pt" o:hralign="center" o:hrstd="t" o:hr="t" fillcolor="#a0a0a0" stroked="f"/>
+        <w:pict w14:anchorId="1DA45656">
+          <v:rect id="_x0000_i1026" style="width:0;height:1.5pt" o:hralign="center" o:hrstd="t" o:hr="t" fillcolor="#a0a0a0" stroked="f"/>
         </w:pict>
       </w:r>
     </w:p>
@@ -785,7 +1051,7 @@
         </w:rPr>
         <w:t xml:space="preserve">— AI-Powered Cultural Marketplace   </w:t>
       </w:r>
-      <w:hyperlink r:id="rId13" w:history="1">
+      <w:hyperlink r:id="rId16" w:history="1">
         <w:r>
           <w:rPr>
             <w:rStyle w:val="Hyperlink"/>
@@ -809,20 +1075,8 @@
           <w:sz w:val="17"/>
           <w:szCs w:val="17"/>
         </w:rPr>
-        <w:t xml:space="preserve">React.js, Node.js, Express.js, MongoDB, NLP APIs, </w:t>
-      </w:r>
-      <w:proofErr w:type="spellStart"/>
-      <w:r>
-        <w:rPr>
-          <w:i/>
-          <w:iCs/>
-          <w:color w:val="4A4A4A"/>
-          <w:sz w:val="17"/>
-          <w:szCs w:val="17"/>
-        </w:rPr>
-        <w:t>Vercel</w:t>
-      </w:r>
-      <w:proofErr w:type="spellEnd"/>
+        <w:t>React.js, Node.js, Express.js, MongoDB, NLP APIs, Vercel</w:t>
+      </w:r>
     </w:p>
     <w:p>
       <w:pPr>
@@ -880,125 +1134,6 @@
     </w:p>
     <w:p>
       <w:pPr>
-        <w:spacing w:after="15" w:line="232" w:lineRule="auto"/>
-      </w:pPr>
-      <w:r>
-        <w:rPr>
-          <w:noProof/>
-        </w:rPr>
-        <w:pict w14:anchorId="1DA45656">
-          <v:rect id="_x0000_i1026" style="width:0;height:1.5pt" o:hralign="center" o:hrstd="t" o:hr="t" fillcolor="#a0a0a0" stroked="f"/>
-        </w:pict>
-      </w:r>
-    </w:p>
-    <w:p>
-      <w:pPr>
-        <w:spacing w:before="60" w:after="5"/>
-      </w:pPr>
-      <w:r>
-        <w:rPr>
-          <w:b/>
-          <w:bCs/>
-        </w:rPr>
-        <w:t>F</w:t>
-      </w:r>
-      <w:r>
-        <w:rPr>
-          <w:b/>
-          <w:bCs/>
-        </w:rPr>
-        <w:t xml:space="preserve">ocus Shield </w:t>
-      </w:r>
-      <w:r>
-        <w:rPr>
-          <w:sz w:val="18"/>
-          <w:szCs w:val="18"/>
-        </w:rPr>
-        <w:t xml:space="preserve">— Productivity Chrome Extension   </w:t>
-      </w:r>
-      <w:hyperlink r:id="rId14" w:history="1">
-        <w:r>
-          <w:rPr>
-            <w:rStyle w:val="Hyperlink"/>
-            <w:color w:val="1B4B8F"/>
-            <w:sz w:val="18"/>
-            <w:szCs w:val="18"/>
-          </w:rPr>
-          <w:t>GitHub</w:t>
-        </w:r>
-      </w:hyperlink>
-    </w:p>
-    <w:p>
-      <w:pPr>
-        <w:spacing w:after="15"/>
-      </w:pPr>
-      <w:r>
-        <w:rPr>
-          <w:i/>
-          <w:iCs/>
-          <w:color w:val="4A4A4A"/>
-          <w:sz w:val="17"/>
-          <w:szCs w:val="17"/>
-        </w:rPr>
-        <w:t>JavaScript, HTML, CSS, Chrome Extension APIs</w:t>
-      </w:r>
-    </w:p>
-    <w:p>
-      <w:pPr>
-        <w:pStyle w:val="ListParagraph"/>
-        <w:numPr>
-          <w:ilvl w:val="0"/>
-          <w:numId w:val="1"/>
-        </w:numPr>
-        <w:spacing w:after="15" w:line="232" w:lineRule="auto"/>
-        <w:ind w:left="200" w:hanging="200"/>
-      </w:pPr>
-      <w:r>
-        <w:rPr>
-          <w:sz w:val="18"/>
-          <w:szCs w:val="18"/>
-        </w:rPr>
-        <w:t>Built a Chrome extension that detects distracting websites in real time and displays motivational prompts to help users maintain focus.</w:t>
-      </w:r>
-    </w:p>
-    <w:p>
-      <w:pPr>
-        <w:pStyle w:val="ListParagraph"/>
-        <w:numPr>
-          <w:ilvl w:val="0"/>
-          <w:numId w:val="1"/>
-        </w:numPr>
-        <w:spacing w:after="15" w:line="232" w:lineRule="auto"/>
-        <w:ind w:left="200" w:hanging="200"/>
-      </w:pPr>
-      <w:r>
-        <w:rPr>
-          <w:sz w:val="18"/>
-          <w:szCs w:val="18"/>
-        </w:rPr>
-        <w:t>Implemented lightweight, responsive browser-based monitoring logic with no impact on page load performance.</w:t>
-      </w:r>
-    </w:p>
-    <w:p>
-      <w:pPr>
-        <w:pStyle w:val="ListParagraph"/>
-        <w:numPr>
-          <w:ilvl w:val="0"/>
-          <w:numId w:val="1"/>
-        </w:numPr>
-        <w:spacing w:after="15" w:line="232" w:lineRule="auto"/>
-        <w:ind w:left="200" w:hanging="200"/>
-      </w:pPr>
-      <w:r>
-        <w:rPr>
-          <w:sz w:val="18"/>
-          <w:szCs w:val="18"/>
-        </w:rPr>
-        <w:t>Developed collaboratively during a hackathon, delivering a fully working prototype within a 24-hour build window.</w:t>
-      </w:r>
-    </w:p>
-    <w:p>
-      <w:pPr>
         <w:pBdr>
           <w:bottom w:val="single" w:sz="6" w:space="2" w:color="1B2A4A"/>
         </w:pBdr>
@@ -1035,7 +1170,7 @@
         </w:rPr>
         <w:t xml:space="preserve">— Data Analysis, Django/Flask, Automation (Nov 2025)   </w:t>
       </w:r>
-      <w:hyperlink r:id="rId15" w:history="1">
+      <w:hyperlink r:id="rId17" w:history="1">
         <w:r>
           <w:rPr>
             <w:rStyle w:val="Hyperlink"/>
@@ -1068,7 +1203,7 @@
         </w:rPr>
         <w:t xml:space="preserve">— OOP, Java Web Dev, Frameworks (Aug 2025)   </w:t>
       </w:r>
-      <w:hyperlink r:id="rId16" w:history="1">
+      <w:hyperlink r:id="rId18" w:history="1">
         <w:r>
           <w:rPr>
             <w:rStyle w:val="Hyperlink"/>
@@ -1101,7 +1236,7 @@
         </w:rPr>
         <w:t xml:space="preserve">— OOP Principles, STL (Jun 2025)   </w:t>
       </w:r>
-      <w:hyperlink r:id="rId17" w:history="1">
+      <w:hyperlink r:id="rId19" w:history="1">
         <w:r>
           <w:rPr>
             <w:rStyle w:val="Hyperlink"/>
@@ -1136,71 +1271,14 @@
           <w:sz w:val="18"/>
           <w:szCs w:val="18"/>
         </w:rPr>
-        <w:t xml:space="preserve">Data Structures &amp; </w:t>
-      </w:r>
-      <w:proofErr w:type="gramStart"/>
-      <w:r>
-        <w:rPr>
-          <w:sz w:val="18"/>
-          <w:szCs w:val="18"/>
-        </w:rPr>
-        <w:t>Algorithms  ·</w:t>
-      </w:r>
-      <w:proofErr w:type="gramEnd"/>
-      <w:r>
-        <w:rPr>
-          <w:sz w:val="18"/>
-          <w:szCs w:val="18"/>
-        </w:rPr>
-        <w:t xml:space="preserve">  Operating </w:t>
-      </w:r>
-      <w:proofErr w:type="gramStart"/>
-      <w:r>
-        <w:rPr>
-          <w:sz w:val="18"/>
-          <w:szCs w:val="18"/>
-        </w:rPr>
-        <w:t>Systems  ·</w:t>
-      </w:r>
-      <w:proofErr w:type="gramEnd"/>
-      <w:r>
-        <w:rPr>
-          <w:sz w:val="18"/>
-          <w:szCs w:val="18"/>
-        </w:rPr>
-        <w:t xml:space="preserve">  Database Management </w:t>
-      </w:r>
-      <w:proofErr w:type="gramStart"/>
-      <w:r>
-        <w:rPr>
-          <w:sz w:val="18"/>
-          <w:szCs w:val="18"/>
-        </w:rPr>
-        <w:t>Systems  ·</w:t>
-      </w:r>
-      <w:proofErr w:type="gramEnd"/>
-      <w:r>
-        <w:rPr>
-          <w:sz w:val="18"/>
-          <w:szCs w:val="18"/>
-        </w:rPr>
-        <w:t xml:space="preserve">  Object-Oriented </w:t>
-      </w:r>
-      <w:proofErr w:type="gramStart"/>
-      <w:r>
-        <w:rPr>
-          <w:sz w:val="18"/>
-          <w:szCs w:val="18"/>
-        </w:rPr>
-        <w:t>Programming  ·</w:t>
-      </w:r>
-      <w:proofErr w:type="gramEnd"/>
-      <w:r>
-        <w:rPr>
-          <w:sz w:val="18"/>
-          <w:szCs w:val="18"/>
-        </w:rPr>
-        <w:t xml:space="preserve">  Software Engineering</w:t>
+        <w:t>Data Structures &amp; Algorithms  ·</w:t>
+      </w:r>
+      <w:r>
+        <w:rPr>
+          <w:sz w:val="18"/>
+          <w:szCs w:val="18"/>
+        </w:rPr>
+        <w:t xml:space="preserve">  Operating Systems  ·  Database Management Systems  ·  Object-Oriented Programming  ·  Software Engineering</w:t>
       </w:r>
     </w:p>
     <w:sectPr>
@@ -1301,11 +1379,514 @@
       </w:pPr>
     </w:lvl>
   </w:abstractNum>
+  <w:abstractNum w:abstractNumId="1" w15:restartNumberingAfterBreak="0">
+    <w:nsid w:val="1A2B222D"/>
+    <w:multiLevelType w:val="hybridMultilevel"/>
+    <w:tmpl w:val="B404B460"/>
+    <w:lvl w:ilvl="0" w:tplc="40090001">
+      <w:start w:val="1"/>
+      <w:numFmt w:val="bullet"/>
+      <w:lvlText w:val=""/>
+      <w:lvlJc w:val="left"/>
+      <w:pPr>
+        <w:ind w:left="720" w:hanging="360"/>
+      </w:pPr>
+      <w:rPr>
+        <w:rFonts w:ascii="Symbol" w:hAnsi="Symbol" w:hint="default"/>
+      </w:rPr>
+    </w:lvl>
+    <w:lvl w:ilvl="1" w:tplc="40090003" w:tentative="1">
+      <w:start w:val="1"/>
+      <w:numFmt w:val="bullet"/>
+      <w:lvlText w:val="o"/>
+      <w:lvlJc w:val="left"/>
+      <w:pPr>
+        <w:ind w:left="1440" w:hanging="360"/>
+      </w:pPr>
+      <w:rPr>
+        <w:rFonts w:ascii="Courier New" w:hAnsi="Courier New" w:cs="Courier New" w:hint="default"/>
+      </w:rPr>
+    </w:lvl>
+    <w:lvl w:ilvl="2" w:tplc="40090005" w:tentative="1">
+      <w:start w:val="1"/>
+      <w:numFmt w:val="bullet"/>
+      <w:lvlText w:val=""/>
+      <w:lvlJc w:val="left"/>
+      <w:pPr>
+        <w:ind w:left="2160" w:hanging="360"/>
+      </w:pPr>
+      <w:rPr>
+        <w:rFonts w:ascii="Wingdings" w:hAnsi="Wingdings" w:hint="default"/>
+      </w:rPr>
+    </w:lvl>
+    <w:lvl w:ilvl="3" w:tplc="40090001" w:tentative="1">
+      <w:start w:val="1"/>
+      <w:numFmt w:val="bullet"/>
+      <w:lvlText w:val=""/>
+      <w:lvlJc w:val="left"/>
+      <w:pPr>
+        <w:ind w:left="2880" w:hanging="360"/>
+      </w:pPr>
+      <w:rPr>
+        <w:rFonts w:ascii="Symbol" w:hAnsi="Symbol" w:hint="default"/>
+      </w:rPr>
+    </w:lvl>
+    <w:lvl w:ilvl="4" w:tplc="40090003" w:tentative="1">
+      <w:start w:val="1"/>
+      <w:numFmt w:val="bullet"/>
+      <w:lvlText w:val="o"/>
+      <w:lvlJc w:val="left"/>
+      <w:pPr>
+        <w:ind w:left="3600" w:hanging="360"/>
+      </w:pPr>
+      <w:rPr>
+        <w:rFonts w:ascii="Courier New" w:hAnsi="Courier New" w:cs="Courier New" w:hint="default"/>
+      </w:rPr>
+    </w:lvl>
+    <w:lvl w:ilvl="5" w:tplc="40090005" w:tentative="1">
+      <w:start w:val="1"/>
+      <w:numFmt w:val="bullet"/>
+      <w:lvlText w:val=""/>
+      <w:lvlJc w:val="left"/>
+      <w:pPr>
+        <w:ind w:left="4320" w:hanging="360"/>
+      </w:pPr>
+      <w:rPr>
+        <w:rFonts w:ascii="Wingdings" w:hAnsi="Wingdings" w:hint="default"/>
+      </w:rPr>
+    </w:lvl>
+    <w:lvl w:ilvl="6" w:tplc="40090001" w:tentative="1">
+      <w:start w:val="1"/>
+      <w:numFmt w:val="bullet"/>
+      <w:lvlText w:val=""/>
+      <w:lvlJc w:val="left"/>
+      <w:pPr>
+        <w:ind w:left="5040" w:hanging="360"/>
+      </w:pPr>
+      <w:rPr>
+        <w:rFonts w:ascii="Symbol" w:hAnsi="Symbol" w:hint="default"/>
+      </w:rPr>
+    </w:lvl>
+    <w:lvl w:ilvl="7" w:tplc="40090003" w:tentative="1">
+      <w:start w:val="1"/>
+      <w:numFmt w:val="bullet"/>
+      <w:lvlText w:val="o"/>
+      <w:lvlJc w:val="left"/>
+      <w:pPr>
+        <w:ind w:left="5760" w:hanging="360"/>
+      </w:pPr>
+      <w:rPr>
+        <w:rFonts w:ascii="Courier New" w:hAnsi="Courier New" w:cs="Courier New" w:hint="default"/>
+      </w:rPr>
+    </w:lvl>
+    <w:lvl w:ilvl="8" w:tplc="40090005" w:tentative="1">
+      <w:start w:val="1"/>
+      <w:numFmt w:val="bullet"/>
+      <w:lvlText w:val=""/>
+      <w:lvlJc w:val="left"/>
+      <w:pPr>
+        <w:ind w:left="6480" w:hanging="360"/>
+      </w:pPr>
+      <w:rPr>
+        <w:rFonts w:ascii="Wingdings" w:hAnsi="Wingdings" w:hint="default"/>
+      </w:rPr>
+    </w:lvl>
+  </w:abstractNum>
+  <w:abstractNum w:abstractNumId="2" w15:restartNumberingAfterBreak="0">
+    <w:nsid w:val="34973707"/>
+    <w:multiLevelType w:val="multilevel"/>
+    <w:tmpl w:val="913E9F98"/>
+    <w:lvl w:ilvl="0">
+      <w:start w:val="1"/>
+      <w:numFmt w:val="bullet"/>
+      <w:lvlText w:val=""/>
+      <w:lvlJc w:val="left"/>
+      <w:pPr>
+        <w:tabs>
+          <w:tab w:val="num" w:pos="720"/>
+        </w:tabs>
+        <w:ind w:left="720" w:hanging="360"/>
+      </w:pPr>
+      <w:rPr>
+        <w:rFonts w:ascii="Symbol" w:hAnsi="Symbol" w:hint="default"/>
+        <w:sz w:val="20"/>
+      </w:rPr>
+    </w:lvl>
+    <w:lvl w:ilvl="1" w:tentative="1">
+      <w:start w:val="1"/>
+      <w:numFmt w:val="bullet"/>
+      <w:lvlText w:val="o"/>
+      <w:lvlJc w:val="left"/>
+      <w:pPr>
+        <w:tabs>
+          <w:tab w:val="num" w:pos="1440"/>
+        </w:tabs>
+        <w:ind w:left="1440" w:hanging="360"/>
+      </w:pPr>
+      <w:rPr>
+        <w:rFonts w:ascii="Courier New" w:hAnsi="Courier New" w:hint="default"/>
+        <w:sz w:val="20"/>
+      </w:rPr>
+    </w:lvl>
+    <w:lvl w:ilvl="2" w:tentative="1">
+      <w:start w:val="1"/>
+      <w:numFmt w:val="bullet"/>
+      <w:lvlText w:val=""/>
+      <w:lvlJc w:val="left"/>
+      <w:pPr>
+        <w:tabs>
+          <w:tab w:val="num" w:pos="2160"/>
+        </w:tabs>
+        <w:ind w:left="2160" w:hanging="360"/>
+      </w:pPr>
+      <w:rPr>
+        <w:rFonts w:ascii="Wingdings" w:hAnsi="Wingdings" w:hint="default"/>
+        <w:sz w:val="20"/>
+      </w:rPr>
+    </w:lvl>
+    <w:lvl w:ilvl="3" w:tentative="1">
+      <w:start w:val="1"/>
+      <w:numFmt w:val="bullet"/>
+      <w:lvlText w:val=""/>
+      <w:lvlJc w:val="left"/>
+      <w:pPr>
+        <w:tabs>
+          <w:tab w:val="num" w:pos="2880"/>
+        </w:tabs>
+        <w:ind w:left="2880" w:hanging="360"/>
+      </w:pPr>
+      <w:rPr>
+        <w:rFonts w:ascii="Wingdings" w:hAnsi="Wingdings" w:hint="default"/>
+        <w:sz w:val="20"/>
+      </w:rPr>
+    </w:lvl>
+    <w:lvl w:ilvl="4" w:tentative="1">
+      <w:start w:val="1"/>
+      <w:numFmt w:val="bullet"/>
+      <w:lvlText w:val=""/>
+      <w:lvlJc w:val="left"/>
+      <w:pPr>
+        <w:tabs>
+          <w:tab w:val="num" w:pos="3600"/>
+        </w:tabs>
+        <w:ind w:left="3600" w:hanging="360"/>
+      </w:pPr>
+      <w:rPr>
+        <w:rFonts w:ascii="Wingdings" w:hAnsi="Wingdings" w:hint="default"/>
+        <w:sz w:val="20"/>
+      </w:rPr>
+    </w:lvl>
+    <w:lvl w:ilvl="5" w:tentative="1">
+      <w:start w:val="1"/>
+      <w:numFmt w:val="bullet"/>
+      <w:lvlText w:val=""/>
+      <w:lvlJc w:val="left"/>
+      <w:pPr>
+        <w:tabs>
+          <w:tab w:val="num" w:pos="4320"/>
+        </w:tabs>
+        <w:ind w:left="4320" w:hanging="360"/>
+      </w:pPr>
+      <w:rPr>
+        <w:rFonts w:ascii="Wingdings" w:hAnsi="Wingdings" w:hint="default"/>
+        <w:sz w:val="20"/>
+      </w:rPr>
+    </w:lvl>
+    <w:lvl w:ilvl="6" w:tentative="1">
+      <w:start w:val="1"/>
+      <w:numFmt w:val="bullet"/>
+      <w:lvlText w:val=""/>
+      <w:lvlJc w:val="left"/>
+      <w:pPr>
+        <w:tabs>
+          <w:tab w:val="num" w:pos="5040"/>
+        </w:tabs>
+        <w:ind w:left="5040" w:hanging="360"/>
+      </w:pPr>
+      <w:rPr>
+        <w:rFonts w:ascii="Wingdings" w:hAnsi="Wingdings" w:hint="default"/>
+        <w:sz w:val="20"/>
+      </w:rPr>
+    </w:lvl>
+    <w:lvl w:ilvl="7" w:tentative="1">
+      <w:start w:val="1"/>
+      <w:numFmt w:val="bullet"/>
+      <w:lvlText w:val=""/>
+      <w:lvlJc w:val="left"/>
+      <w:pPr>
+        <w:tabs>
+          <w:tab w:val="num" w:pos="5760"/>
+        </w:tabs>
+        <w:ind w:left="5760" w:hanging="360"/>
+      </w:pPr>
+      <w:rPr>
+        <w:rFonts w:ascii="Wingdings" w:hAnsi="Wingdings" w:hint="default"/>
+        <w:sz w:val="20"/>
+      </w:rPr>
+    </w:lvl>
+    <w:lvl w:ilvl="8" w:tentative="1">
+      <w:start w:val="1"/>
+      <w:numFmt w:val="bullet"/>
+      <w:lvlText w:val=""/>
+      <w:lvlJc w:val="left"/>
+      <w:pPr>
+        <w:tabs>
+          <w:tab w:val="num" w:pos="6480"/>
+        </w:tabs>
+        <w:ind w:left="6480" w:hanging="360"/>
+      </w:pPr>
+      <w:rPr>
+        <w:rFonts w:ascii="Wingdings" w:hAnsi="Wingdings" w:hint="default"/>
+        <w:sz w:val="20"/>
+      </w:rPr>
+    </w:lvl>
+  </w:abstractNum>
+  <w:abstractNum w:abstractNumId="3" w15:restartNumberingAfterBreak="0">
+    <w:nsid w:val="351E0F1B"/>
+    <w:multiLevelType w:val="hybridMultilevel"/>
+    <w:tmpl w:val="57826E54"/>
+    <w:lvl w:ilvl="0" w:tplc="40090001">
+      <w:start w:val="1"/>
+      <w:numFmt w:val="bullet"/>
+      <w:lvlText w:val=""/>
+      <w:lvlJc w:val="left"/>
+      <w:pPr>
+        <w:ind w:left="720" w:hanging="360"/>
+      </w:pPr>
+      <w:rPr>
+        <w:rFonts w:ascii="Symbol" w:hAnsi="Symbol" w:hint="default"/>
+      </w:rPr>
+    </w:lvl>
+    <w:lvl w:ilvl="1" w:tplc="40090003" w:tentative="1">
+      <w:start w:val="1"/>
+      <w:numFmt w:val="bullet"/>
+      <w:lvlText w:val="o"/>
+      <w:lvlJc w:val="left"/>
+      <w:pPr>
+        <w:ind w:left="1440" w:hanging="360"/>
+      </w:pPr>
+      <w:rPr>
+        <w:rFonts w:ascii="Courier New" w:hAnsi="Courier New" w:cs="Courier New" w:hint="default"/>
+      </w:rPr>
+    </w:lvl>
+    <w:lvl w:ilvl="2" w:tplc="40090005" w:tentative="1">
+      <w:start w:val="1"/>
+      <w:numFmt w:val="bullet"/>
+      <w:lvlText w:val=""/>
+      <w:lvlJc w:val="left"/>
+      <w:pPr>
+        <w:ind w:left="2160" w:hanging="360"/>
+      </w:pPr>
+      <w:rPr>
+        <w:rFonts w:ascii="Wingdings" w:hAnsi="Wingdings" w:hint="default"/>
+      </w:rPr>
+    </w:lvl>
+    <w:lvl w:ilvl="3" w:tplc="40090001" w:tentative="1">
+      <w:start w:val="1"/>
+      <w:numFmt w:val="bullet"/>
+      <w:lvlText w:val=""/>
+      <w:lvlJc w:val="left"/>
+      <w:pPr>
+        <w:ind w:left="2880" w:hanging="360"/>
+      </w:pPr>
+      <w:rPr>
+        <w:rFonts w:ascii="Symbol" w:hAnsi="Symbol" w:hint="default"/>
+      </w:rPr>
+    </w:lvl>
+    <w:lvl w:ilvl="4" w:tplc="40090003" w:tentative="1">
+      <w:start w:val="1"/>
+      <w:numFmt w:val="bullet"/>
+      <w:lvlText w:val="o"/>
+      <w:lvlJc w:val="left"/>
+      <w:pPr>
+        <w:ind w:left="3600" w:hanging="360"/>
+      </w:pPr>
+      <w:rPr>
+        <w:rFonts w:ascii="Courier New" w:hAnsi="Courier New" w:cs="Courier New" w:hint="default"/>
+      </w:rPr>
+    </w:lvl>
+    <w:lvl w:ilvl="5" w:tplc="40090005" w:tentative="1">
+      <w:start w:val="1"/>
+      <w:numFmt w:val="bullet"/>
+      <w:lvlText w:val=""/>
+      <w:lvlJc w:val="left"/>
+      <w:pPr>
+        <w:ind w:left="4320" w:hanging="360"/>
+      </w:pPr>
+      <w:rPr>
+        <w:rFonts w:ascii="Wingdings" w:hAnsi="Wingdings" w:hint="default"/>
+      </w:rPr>
+    </w:lvl>
+    <w:lvl w:ilvl="6" w:tplc="40090001" w:tentative="1">
+      <w:start w:val="1"/>
+      <w:numFmt w:val="bullet"/>
+      <w:lvlText w:val=""/>
+      <w:lvlJc w:val="left"/>
+      <w:pPr>
+        <w:ind w:left="5040" w:hanging="360"/>
+      </w:pPr>
+      <w:rPr>
+        <w:rFonts w:ascii="Symbol" w:hAnsi="Symbol" w:hint="default"/>
+      </w:rPr>
+    </w:lvl>
+    <w:lvl w:ilvl="7" w:tplc="40090003" w:tentative="1">
+      <w:start w:val="1"/>
+      <w:numFmt w:val="bullet"/>
+      <w:lvlText w:val="o"/>
+      <w:lvlJc w:val="left"/>
+      <w:pPr>
+        <w:ind w:left="5760" w:hanging="360"/>
+      </w:pPr>
+      <w:rPr>
+        <w:rFonts w:ascii="Courier New" w:hAnsi="Courier New" w:cs="Courier New" w:hint="default"/>
+      </w:rPr>
+    </w:lvl>
+    <w:lvl w:ilvl="8" w:tplc="40090005" w:tentative="1">
+      <w:start w:val="1"/>
+      <w:numFmt w:val="bullet"/>
+      <w:lvlText w:val=""/>
+      <w:lvlJc w:val="left"/>
+      <w:pPr>
+        <w:ind w:left="6480" w:hanging="360"/>
+      </w:pPr>
+      <w:rPr>
+        <w:rFonts w:ascii="Wingdings" w:hAnsi="Wingdings" w:hint="default"/>
+      </w:rPr>
+    </w:lvl>
+  </w:abstractNum>
+  <w:abstractNum w:abstractNumId="4" w15:restartNumberingAfterBreak="0">
+    <w:nsid w:val="3C0269DF"/>
+    <w:multiLevelType w:val="hybridMultilevel"/>
+    <w:tmpl w:val="DF487BA4"/>
+    <w:lvl w:ilvl="0" w:tplc="40090001">
+      <w:start w:val="1"/>
+      <w:numFmt w:val="bullet"/>
+      <w:lvlText w:val=""/>
+      <w:lvlJc w:val="left"/>
+      <w:pPr>
+        <w:ind w:left="720" w:hanging="360"/>
+      </w:pPr>
+      <w:rPr>
+        <w:rFonts w:ascii="Symbol" w:hAnsi="Symbol" w:hint="default"/>
+      </w:rPr>
+    </w:lvl>
+    <w:lvl w:ilvl="1" w:tplc="40090003" w:tentative="1">
+      <w:start w:val="1"/>
+      <w:numFmt w:val="bullet"/>
+      <w:lvlText w:val="o"/>
+      <w:lvlJc w:val="left"/>
+      <w:pPr>
+        <w:ind w:left="1440" w:hanging="360"/>
+      </w:pPr>
+      <w:rPr>
+        <w:rFonts w:ascii="Courier New" w:hAnsi="Courier New" w:cs="Courier New" w:hint="default"/>
+      </w:rPr>
+    </w:lvl>
+    <w:lvl w:ilvl="2" w:tplc="40090005" w:tentative="1">
+      <w:start w:val="1"/>
+      <w:numFmt w:val="bullet"/>
+      <w:lvlText w:val=""/>
+      <w:lvlJc w:val="left"/>
+      <w:pPr>
+        <w:ind w:left="2160" w:hanging="360"/>
+      </w:pPr>
+      <w:rPr>
+        <w:rFonts w:ascii="Wingdings" w:hAnsi="Wingdings" w:hint="default"/>
+      </w:rPr>
+    </w:lvl>
+    <w:lvl w:ilvl="3" w:tplc="40090001" w:tentative="1">
+      <w:start w:val="1"/>
+      <w:numFmt w:val="bullet"/>
+      <w:lvlText w:val=""/>
+      <w:lvlJc w:val="left"/>
+      <w:pPr>
+        <w:ind w:left="2880" w:hanging="360"/>
+      </w:pPr>
+      <w:rPr>
+        <w:rFonts w:ascii="Symbol" w:hAnsi="Symbol" w:hint="default"/>
+      </w:rPr>
+    </w:lvl>
+    <w:lvl w:ilvl="4" w:tplc="40090003" w:tentative="1">
+      <w:start w:val="1"/>
+      <w:numFmt w:val="bullet"/>
+      <w:lvlText w:val="o"/>
+      <w:lvlJc w:val="left"/>
+      <w:pPr>
+        <w:ind w:left="3600" w:hanging="360"/>
+      </w:pPr>
+      <w:rPr>
+        <w:rFonts w:ascii="Courier New" w:hAnsi="Courier New" w:cs="Courier New" w:hint="default"/>
+      </w:rPr>
+    </w:lvl>
+    <w:lvl w:ilvl="5" w:tplc="40090005" w:tentative="1">
+      <w:start w:val="1"/>
+      <w:numFmt w:val="bullet"/>
+      <w:lvlText w:val=""/>
+      <w:lvlJc w:val="left"/>
+      <w:pPr>
+        <w:ind w:left="4320" w:hanging="360"/>
+      </w:pPr>
+      <w:rPr>
+        <w:rFonts w:ascii="Wingdings" w:hAnsi="Wingdings" w:hint="default"/>
+      </w:rPr>
+    </w:lvl>
+    <w:lvl w:ilvl="6" w:tplc="40090001" w:tentative="1">
+      <w:start w:val="1"/>
+      <w:numFmt w:val="bullet"/>
+      <w:lvlText w:val=""/>
+      <w:lvlJc w:val="left"/>
+      <w:pPr>
+        <w:ind w:left="5040" w:hanging="360"/>
+      </w:pPr>
+      <w:rPr>
+        <w:rFonts w:ascii="Symbol" w:hAnsi="Symbol" w:hint="default"/>
+      </w:rPr>
+    </w:lvl>
+    <w:lvl w:ilvl="7" w:tplc="40090003" w:tentative="1">
+      <w:start w:val="1"/>
+      <w:numFmt w:val="bullet"/>
+      <w:lvlText w:val="o"/>
+      <w:lvlJc w:val="left"/>
+      <w:pPr>
+        <w:ind w:left="5760" w:hanging="360"/>
+      </w:pPr>
+      <w:rPr>
+        <w:rFonts w:ascii="Courier New" w:hAnsi="Courier New" w:cs="Courier New" w:hint="default"/>
+      </w:rPr>
+    </w:lvl>
+    <w:lvl w:ilvl="8" w:tplc="40090005" w:tentative="1">
+      <w:start w:val="1"/>
+      <w:numFmt w:val="bullet"/>
+      <w:lvlText w:val=""/>
+      <w:lvlJc w:val="left"/>
+      <w:pPr>
+        <w:ind w:left="6480" w:hanging="360"/>
+      </w:pPr>
+      <w:rPr>
+        <w:rFonts w:ascii="Wingdings" w:hAnsi="Wingdings" w:hint="default"/>
+      </w:rPr>
+    </w:lvl>
+  </w:abstractNum>
   <w:num w:numId="1" w16cid:durableId="6912250">
     <w:abstractNumId w:val="0"/>
     <w:lvlOverride w:ilvl="0">
       <w:startOverride w:val="1"/>
     </w:lvlOverride>
+  </w:num>
+  <w:num w:numId="2" w16cid:durableId="19017589">
+    <w:abstractNumId w:val="2"/>
+  </w:num>
+  <w:num w:numId="3" w16cid:durableId="1665814768">
+    <w:abstractNumId w:val="4"/>
+  </w:num>
+  <w:num w:numId="4" w16cid:durableId="1545868194">
+    <w:abstractNumId w:val="0"/>
+  </w:num>
+  <w:num w:numId="5" w16cid:durableId="624703268">
+    <w:abstractNumId w:val="1"/>
+  </w:num>
+  <w:num w:numId="6" w16cid:durableId="1931548901">
+    <w:abstractNumId w:val="3"/>
   </w:num>
 </w:numbering>
 </file>
@@ -1703,6 +2284,7 @@
   <w:style w:type="paragraph" w:default="1" w:styleId="Normal">
     <w:name w:val="Normal"/>
     <w:qFormat/>
+    <w:rsid w:val="00882C27"/>
   </w:style>
   <w:style w:type="paragraph" w:styleId="Heading1">
     <w:name w:val="heading 1"/>
@@ -1791,7 +2373,6 @@
   <w:style w:type="character" w:default="1" w:styleId="DefaultParagraphFont">
     <w:name w:val="Default Paragraph Font"/>
     <w:uiPriority w:val="1"/>
-    <w:semiHidden/>
     <w:unhideWhenUsed/>
   </w:style>
   <w:style w:type="table" w:default="1" w:styleId="TableNormal">
@@ -1921,6 +2502,19 @@
     <w:rPr>
       <w:color w:val="96607D" w:themeColor="followedHyperlink"/>
       <w:u w:val="single"/>
+    </w:rPr>
+  </w:style>
+  <w:style w:type="paragraph" w:styleId="NormalWeb">
+    <w:name w:val="Normal (Web)"/>
+    <w:basedOn w:val="Normal"/>
+    <w:uiPriority w:val="99"/>
+    <w:semiHidden/>
+    <w:unhideWhenUsed/>
+    <w:rsid w:val="00BE2920"/>
+    <w:rPr>
+      <w:rFonts w:ascii="Times New Roman" w:hAnsi="Times New Roman" w:cs="Times New Roman"/>
+      <w:sz w:val="24"/>
+      <w:szCs w:val="24"/>
     </w:rPr>
   </w:style>
 </w:styles>
